--- a/RA2 - Emmagatzematge i copies de seguretat/AA1 - Protegint les dades/T01_Temari_Protegint_les_dades.docx
+++ b/RA2 - Emmagatzematge i copies de seguretat/AA1 - Protegint les dades/T01_Temari_Protegint_les_dades.docx
@@ -83,6 +83,58 @@
           <w:szCs w:val="22"/>
         </w:rPr>
         <w:t xml:space="preserve">La informació és un dels actius més valuosos de qualsevol empresa. Si un disc dur s'avaria, els programes es poden tornar a instal·lar sense gaire dificultat, però les dades, si es perden, normalment no es poden recuperar de cap manera. Per aquest motiu, les dades també són un dels objectius més cercats pels delinqüents: el segrest de dades (ransomware), un programari maliciós que xifra la informació d'una víctima i en demana un rescat econòmic per desxifrar-la, s'ha convertit en una de les principals amenaces per a les empreses d'avui dia.</w:t>
+      </w:r>
+    </w:p>
+    <w:p>
+      <w:pPr>
+        <w:jc w:val="center"/>
+      </w:pPr>
+      <w:r>
+        <w:drawing>
+          <wp:inline xmlns:a="http://schemas.openxmlformats.org/drawingml/2006/main" xmlns:pic="http://schemas.openxmlformats.org/drawingml/2006/picture">
+            <wp:extent cx="3200400" cy="4790620"/>
+            <wp:docPr id="1" name="Picture 1"/>
+            <wp:cNvGraphicFramePr>
+              <a:graphicFrameLocks noChangeAspect="1"/>
+            </wp:cNvGraphicFramePr>
+            <a:graphic>
+              <a:graphicData uri="http://schemas.openxmlformats.org/drawingml/2006/picture">
+                <pic:pic>
+                  <pic:nvPicPr>
+                    <pic:cNvPr id="0" name="ransomware.png"/>
+                    <pic:cNvPicPr/>
+                  </pic:nvPicPr>
+                  <pic:blipFill>
+                    <a:blip r:embed="rId8"/>
+                    <a:stretch>
+                      <a:fillRect/>
+                    </a:stretch>
+                  </pic:blipFill>
+                  <pic:spPr>
+                    <a:xfrm>
+                      <a:off x="0" y="0"/>
+                      <a:ext cx="3200400" cy="4790620"/>
+                    </a:xfrm>
+                    <a:prstGeom prst="rect"/>
+                  </pic:spPr>
+                </pic:pic>
+              </a:graphicData>
+            </a:graphic>
+          </wp:inline>
+        </w:drawing>
+      </w:r>
+    </w:p>
+    <w:p>
+      <w:pPr>
+        <w:jc w:val="center"/>
+      </w:pPr>
+      <w:r>
+        <w:rPr>
+          <w:i/>
+          <w:color w:val="5B6B77"/>
+          <w:sz w:val="19"/>
+        </w:rPr>
+        <w:t>El ransomware xifra les dades de la víctima i en demana un rescat econòmic per desxifrar-les.</w:t>
       </w:r>
     </w:p>
     <w:p>

--- a/RA2 - Emmagatzematge i copies de seguretat/AA1 - Protegint les dades/T01_Temari_Protegint_les_dades.docx
+++ b/RA2 - Emmagatzematge i copies de seguretat/AA1 - Protegint les dades/T01_Temari_Protegint_les_dades.docx
@@ -463,7 +463,30 @@
           <w:sz w:val="21"/>
           <w:szCs w:val="21"/>
         </w:rPr>
-        <w:t xml:space="preserve">Un estudi realitzat el 2019 (PCMag, "Many Used Hard Drives Sold on eBay Still Contain Leftover Data") va descobrir que 3 de cada 5 discos durs de segona mà venuts a eBay encara contenien dades personals i confidencials dels seus antics propietaris.</w:t>
+        <w:t xml:space="preserve">Un estudi realitzat el 2019 (PCMag, </w:t>
+      </w:r>
+      <w:hyperlink r:id="rId9">
+        <w:r>
+          <w:rPr>
+            <w:i/>
+            <w:iCs/>
+            <w:sz w:val="21"/>
+            <w:szCs w:val="21"/>
+            <w:color w:val="0563C1"/>
+            <w:u w:val="single"/>
+          </w:rPr>
+          <w:t xml:space="preserve">"Many Used Hard Drives Sold on eBay Still Contain Leftover Data"</w:t>
+        </w:r>
+      </w:hyperlink>
+      <w:r>
+        <w:rPr>
+          <w:i/>
+          <w:iCs/>
+          <w:color w:val="16242E"/>
+          <w:sz w:val="21"/>
+          <w:szCs w:val="21"/>
+        </w:rPr>
+        <w:t xml:space="preserve">) va descobrir que 3 de cada 5 discos durs de segona mà venuts a eBay encara contenien dades personals i confidencials dels seus antics propietaris.</w:t>
       </w:r>
     </w:p>
     <w:p>
@@ -632,7 +655,25 @@
           <w:sz w:val="22"/>
           <w:szCs w:val="22"/>
         </w:rPr>
-        <w:t xml:space="preserve">El reportatge "Copy Machines, a Security Risk?" (CBS News) va destapar precisament aquest problema: fotocopiadores donades de baixa o revenudes de segona mà que conservaven milers de documents confidencials sense que ningú n'hagués estat conscient. Per tant, cal tenir en compte aquests dispositius —i qualsevol altre amb memòria interna— a l'hora de dissenyar una política de destrucció de dades i d'evitar filtracions d'informació.</w:t>
+        <w:t xml:space="preserve">El reportatge </w:t>
+      </w:r>
+      <w:hyperlink r:id="rId10">
+        <w:r>
+          <w:rPr>
+            <w:sz w:val="22"/>
+            <w:szCs w:val="22"/>
+            <w:color w:val="0563C1"/>
+            <w:u w:val="single"/>
+          </w:rPr>
+          <w:t xml:space="preserve">"Copy Machines, a Security Risk?"</w:t>
+        </w:r>
+      </w:hyperlink>
+      <w:r>
+        <w:rPr>
+          <w:sz w:val="22"/>
+          <w:szCs w:val="22"/>
+        </w:rPr>
+        <w:t xml:space="preserve"> (CBS News) va destapar precisament aquest problema: fotocopiadores donades de baixa o revenudes de segona mà que conservaven milers de documents confidencials sense que ningú n'hagués estat conscient. Per tant, cal tenir en compte aquests dispositius —i qualsevol altre amb memòria interna— a l'hora de dissenyar una política de destrucció de dades i d'evitar filtracions d'informació.</w:t>
       </w:r>
     </w:p>
     <w:p>
@@ -755,7 +796,30 @@
           <w:sz w:val="20"/>
           <w:szCs w:val="20"/>
         </w:rPr>
-        <w:t xml:space="preserve">Repositori "Materials" (GitHub, SMX-0226SI), NF2/AA1-ProtegintDades.md — Carlos Alonso Martínez, Escola Pia de Mataró (llicència CC-BY-SA-4.0).</w:t>
+        <w:t xml:space="preserve">Repositori "Materials" (GitHub, SMX-0226SI), </w:t>
+      </w:r>
+      <w:hyperlink r:id="rId11">
+        <w:r>
+          <w:rPr>
+            <w:i/>
+            <w:iCs/>
+            <w:sz w:val="20"/>
+            <w:szCs w:val="20"/>
+            <w:color w:val="0563C1"/>
+            <w:u w:val="single"/>
+          </w:rPr>
+          <w:t xml:space="preserve">NF2/AA1-ProtegintDades.md</w:t>
+        </w:r>
+      </w:hyperlink>
+      <w:r>
+        <w:rPr>
+          <w:i/>
+          <w:iCs/>
+          <w:color w:val="5B6B77"/>
+          <w:sz w:val="20"/>
+          <w:szCs w:val="20"/>
+        </w:rPr>
+        <w:t xml:space="preserve"> — Carlos Alonso Martínez, Escola Pia de Mataró (llicència CC-BY-SA-4.0).</w:t>
       </w:r>
     </w:p>
     <w:p>
@@ -775,7 +839,30 @@
           <w:sz w:val="20"/>
           <w:szCs w:val="20"/>
         </w:rPr>
-        <w:t xml:space="preserve">IONOS Digital Guide — "La importancia de contar con un disaster recovery plan".</w:t>
+        <w:t xml:space="preserve">IONOS Digital Guide — </w:t>
+      </w:r>
+      <w:hyperlink r:id="rId12">
+        <w:r>
+          <w:rPr>
+            <w:i/>
+            <w:iCs/>
+            <w:sz w:val="20"/>
+            <w:szCs w:val="20"/>
+            <w:color w:val="0563C1"/>
+            <w:u w:val="single"/>
+          </w:rPr>
+          <w:t xml:space="preserve">"La importancia de contar con un disaster recovery plan"</w:t>
+        </w:r>
+      </w:hyperlink>
+      <w:r>
+        <w:rPr>
+          <w:i/>
+          <w:iCs/>
+          <w:color w:val="5B6B77"/>
+          <w:sz w:val="20"/>
+          <w:szCs w:val="20"/>
+        </w:rPr>
+        <w:t xml:space="preserve">.</w:t>
       </w:r>
     </w:p>
     <w:p>
@@ -795,7 +882,30 @@
           <w:sz w:val="20"/>
           <w:szCs w:val="20"/>
         </w:rPr>
-        <w:t xml:space="preserve">PCMag — "Many Used Hard Drives Sold on eBay Still Contain Leftover Data" (2019).</w:t>
+        <w:t xml:space="preserve">PCMag — </w:t>
+      </w:r>
+      <w:hyperlink r:id="rId9">
+        <w:r>
+          <w:rPr>
+            <w:i/>
+            <w:iCs/>
+            <w:sz w:val="20"/>
+            <w:szCs w:val="20"/>
+            <w:color w:val="0563C1"/>
+            <w:u w:val="single"/>
+          </w:rPr>
+          <w:t xml:space="preserve">"Many Used Hard Drives Sold on eBay Still Contain Leftover Data"</w:t>
+        </w:r>
+      </w:hyperlink>
+      <w:r>
+        <w:rPr>
+          <w:i/>
+          <w:iCs/>
+          <w:color w:val="5B6B77"/>
+          <w:sz w:val="20"/>
+          <w:szCs w:val="20"/>
+        </w:rPr>
+        <w:t xml:space="preserve"> (2019).</w:t>
       </w:r>
     </w:p>
     <w:p>
@@ -815,7 +925,30 @@
           <w:sz w:val="20"/>
           <w:szCs w:val="20"/>
         </w:rPr>
-        <w:t xml:space="preserve">CBS News — "Copy Machines, a Security Risk?" (reportatge, disponible a YouTube).</w:t>
+        <w:t xml:space="preserve">CBS News — </w:t>
+      </w:r>
+      <w:hyperlink r:id="rId10">
+        <w:r>
+          <w:rPr>
+            <w:i/>
+            <w:iCs/>
+            <w:sz w:val="20"/>
+            <w:szCs w:val="20"/>
+            <w:color w:val="0563C1"/>
+            <w:u w:val="single"/>
+          </w:rPr>
+          <w:t xml:space="preserve">"Copy Machines, a Security Risk?"</w:t>
+        </w:r>
+      </w:hyperlink>
+      <w:r>
+        <w:rPr>
+          <w:i/>
+          <w:iCs/>
+          <w:color w:val="5B6B77"/>
+          <w:sz w:val="20"/>
+          <w:szCs w:val="20"/>
+        </w:rPr>
+        <w:t xml:space="preserve"> (reportatge, disponible a YouTube).</w:t>
       </w:r>
     </w:p>
     <w:sectPr>
